--- a/00-首页/题组Word/预赛基础卷/预赛基础卷II-学生版-打印版.docx
+++ b/00-首页/题组Word/预赛基础卷/预赛基础卷II-学生版-打印版.docx
@@ -178,8 +178,8 @@
     <w:p>
       <w:pPr>
         <w:pStyle w:val="BodyText"/>
+        <w:spacing w:before="0" w:after="0"/>
         <w:ind w:left="480" w:hanging="480"/>
-        <w:spacing w:after="0"/>
       </w:pPr>
       <w:r>
         <w:rPr>
@@ -279,8 +279,8 @@
     <w:p>
       <w:pPr>
         <w:pStyle w:val="BodyText"/>
+        <w:spacing w:before="0" w:after="0"/>
         <w:ind w:left="480" w:hanging="480"/>
-        <w:spacing w:before="0" w:after="0"/>
       </w:pPr>
       <w:r>
         <w:rPr>
@@ -408,8 +408,8 @@
     <w:p>
       <w:pPr>
         <w:pStyle w:val="BodyText"/>
+        <w:spacing w:before="0" w:after="0"/>
         <w:ind w:left="480" w:hanging="480"/>
-        <w:spacing w:before="0" w:after="0"/>
       </w:pPr>
       <w:r>
         <w:rPr>
@@ -537,8 +537,8 @@
     <w:p>
       <w:pPr>
         <w:pStyle w:val="BodyText"/>
+        <w:spacing w:before="0" w:after="0"/>
         <w:ind w:left="480" w:hanging="480"/>
-        <w:spacing w:before="0" w:after="0"/>
       </w:pPr>
       <w:r>
         <w:rPr>
@@ -666,8 +666,8 @@
     <w:p>
       <w:pPr>
         <w:pStyle w:val="BodyText"/>
+        <w:spacing w:before="0" w:after="0"/>
         <w:ind w:left="480" w:hanging="480"/>
-        <w:spacing w:before="0" w:after="180"/>
       </w:pPr>
       <w:r>
         <w:rPr>
@@ -933,8 +933,8 @@
     <w:p>
       <w:pPr>
         <w:pStyle w:val="BodyText"/>
+        <w:spacing w:before="0" w:after="0"/>
         <w:ind w:left="480" w:hanging="480"/>
-        <w:spacing w:after="0"/>
       </w:pPr>
       <w:r>
         <w:rPr>
@@ -970,8 +970,8 @@
     <w:p>
       <w:pPr>
         <w:pStyle w:val="BodyText"/>
+        <w:spacing w:before="0" w:after="0"/>
         <w:ind w:left="480" w:hanging="480"/>
-        <w:spacing w:before="0" w:after="0"/>
       </w:pPr>
       <w:r>
         <w:rPr>
@@ -983,8 +983,8 @@
     <w:p>
       <w:pPr>
         <w:pStyle w:val="BodyText"/>
+        <w:spacing w:before="0" w:after="0"/>
         <w:ind w:left="480" w:hanging="480"/>
-        <w:spacing w:before="0" w:after="0"/>
       </w:pPr>
       <w:r>
         <w:rPr>
@@ -1022,8 +1022,8 @@
     <w:p>
       <w:pPr>
         <w:pStyle w:val="BodyText"/>
+        <w:spacing w:before="0" w:after="0"/>
         <w:ind w:left="480" w:hanging="480"/>
-        <w:spacing w:before="0" w:after="0"/>
       </w:pPr>
       <w:r>
         <w:rPr>
@@ -1048,8 +1048,8 @@
     <w:p>
       <w:pPr>
         <w:pStyle w:val="BodyText"/>
+        <w:spacing w:before="0" w:after="0"/>
         <w:ind w:left="480" w:hanging="480"/>
-        <w:spacing w:before="0" w:after="180"/>
       </w:pPr>
       <w:r>
         <w:rPr>
@@ -1488,6 +1488,7 @@
     <w:p>
       <w:pPr>
         <w:pStyle w:val="Compact"/>
+        <w:spacing w:before="0" w:after="0"/>
       </w:pPr>
       <w:r>
         <w:rPr>
@@ -1578,6 +1579,7 @@
     <w:p>
       <w:pPr>
         <w:pStyle w:val="Compact"/>
+        <w:spacing w:before="0" w:after="0"/>
       </w:pPr>
       <w:r>
         <w:rPr>
@@ -1631,6 +1633,7 @@
     <w:p>
       <w:pPr>
         <w:pStyle w:val="Compact"/>
+        <w:spacing w:before="0" w:after="0"/>
       </w:pPr>
       <w:r>
         <w:rPr>
@@ -1660,6 +1663,7 @@
     <w:p>
       <w:pPr>
         <w:pStyle w:val="Compact"/>
+        <w:spacing w:before="0" w:after="0"/>
       </w:pPr>
       <w:r>
         <w:rPr>
@@ -1918,6 +1922,14 @@
       <w:tblPr>
         <w:tblStyle w:val="Table"/>
         <w:tblW w:type="auto" w:w="0"/>
+        <w:tblBorders>
+          <w:top w:val="single" w:sz="12" w:space="0" w:color="000000"/>
+          <w:left w:val="none" w:sz="0" w:space="0" w:color="auto"/>
+          <w:bottom w:val="single" w:sz="12" w:space="0" w:color="000000"/>
+          <w:right w:val="none" w:sz="0" w:space="0" w:color="auto"/>
+          <w:insideH w:val="none" w:sz="0" w:space="0" w:color="auto"/>
+          <w:insideV w:val="none" w:sz="0" w:space="0" w:color="auto"/>
+        </w:tblBorders>
         <w:tblLook w:firstRow="1" w:lastRow="0" w:firstColumn="0" w:lastColumn="0" w:noHBand="0" w:noVBand="0" w:val="0020"/>
       </w:tblPr>
       <w:tblGrid>
@@ -1931,7 +1943,11 @@
           <w:tblHeader w:val="on"/>
         </w:trPr>
         <w:tc>
-          <w:tcPr/>
+          <w:tcPr>
+            <w:tcBorders>
+              <w:bottom w:val="single" w:sz="8" w:space="0" w:color="000000"/>
+            </w:tcBorders>
+          </w:tcPr>
           <w:p>
             <w:pPr>
               <w:pStyle w:val="Compact"/>
@@ -1968,7 +1984,11 @@
           </w:p>
         </w:tc>
         <w:tc>
-          <w:tcPr/>
+          <w:tcPr>
+            <w:tcBorders>
+              <w:bottom w:val="single" w:sz="8" w:space="0" w:color="000000"/>
+            </w:tcBorders>
+          </w:tcPr>
           <w:p>
             <w:pPr>
               <w:pStyle w:val="Compact"/>
@@ -1984,7 +2004,11 @@
           </w:p>
         </w:tc>
         <w:tc>
-          <w:tcPr/>
+          <w:tcPr>
+            <w:tcBorders>
+              <w:bottom w:val="single" w:sz="8" w:space="0" w:color="000000"/>
+            </w:tcBorders>
+          </w:tcPr>
           <w:p>
             <w:pPr>
               <w:pStyle w:val="Compact"/>
@@ -2000,7 +2024,11 @@
           </w:p>
         </w:tc>
         <w:tc>
-          <w:tcPr/>
+          <w:tcPr>
+            <w:tcBorders>
+              <w:bottom w:val="single" w:sz="8" w:space="0" w:color="000000"/>
+            </w:tcBorders>
+          </w:tcPr>
           <w:p>
             <w:pPr>
               <w:pStyle w:val="Compact"/>
@@ -2094,9 +2122,8 @@
     <w:p>
       <w:pPr>
         <w:pStyle w:val="BodyText"/>
-        <w:spacing w:before="120"/>
+        <w:spacing w:before="0" w:after="0"/>
         <w:ind w:left="480" w:hanging="480"/>
-        <w:spacing w:after="0"/>
       </w:pPr>
       <w:r>
         <w:rPr>
@@ -2150,9 +2177,8 @@
     <w:p>
       <w:pPr>
         <w:pStyle w:val="BodyText"/>
-        <w:spacing w:before="120"/>
+        <w:spacing w:before="0" w:after="0"/>
         <w:ind w:left="480" w:hanging="480"/>
-        <w:spacing w:before="0" w:after="0"/>
       </w:pPr>
       <w:r>
         <w:rPr>
@@ -2200,9 +2226,8 @@
     <w:p>
       <w:pPr>
         <w:pStyle w:val="BodyText"/>
-        <w:spacing w:before="120"/>
+        <w:spacing w:before="0" w:after="0"/>
         <w:ind w:left="480" w:hanging="480"/>
-        <w:spacing w:before="0" w:after="0"/>
       </w:pPr>
       <w:r>
         <w:rPr>
@@ -2250,9 +2275,8 @@
     <w:p>
       <w:pPr>
         <w:pStyle w:val="BodyText"/>
-        <w:spacing w:before="120"/>
+        <w:spacing w:before="0" w:after="0"/>
         <w:ind w:left="480" w:hanging="480"/>
-        <w:spacing w:before="0" w:after="0"/>
       </w:pPr>
       <w:r>
         <w:rPr>
@@ -2318,9 +2342,8 @@
     <w:p>
       <w:pPr>
         <w:pStyle w:val="BodyText"/>
-        <w:spacing w:before="120"/>
+        <w:spacing w:before="0" w:after="0"/>
         <w:ind w:left="480" w:hanging="480"/>
-        <w:spacing w:before="0" w:after="180"/>
       </w:pPr>
       <w:r>
         <w:rPr>
@@ -2500,8 +2523,8 @@
     <w:p>
       <w:pPr>
         <w:pStyle w:val="BodyText"/>
+        <w:spacing w:before="0" w:after="0"/>
         <w:ind w:left="480" w:hanging="480"/>
-        <w:spacing w:after="0"/>
       </w:pPr>
       <w:r>
         <w:rPr>
@@ -2738,8 +2761,8 @@
     <w:p>
       <w:pPr>
         <w:pStyle w:val="BodyText"/>
+        <w:spacing w:before="0" w:after="0"/>
         <w:ind w:left="480" w:hanging="480"/>
-        <w:spacing w:before="0" w:after="0"/>
       </w:pPr>
       <w:r>
         <w:rPr>
@@ -2820,8 +2843,8 @@
     <w:p>
       <w:pPr>
         <w:pStyle w:val="BodyText"/>
+        <w:spacing w:before="0" w:after="0"/>
         <w:ind w:left="480" w:hanging="480"/>
-        <w:spacing w:before="0" w:after="0"/>
       </w:pPr>
       <w:r>
         <w:rPr>
@@ -2921,8 +2944,8 @@
     <w:p>
       <w:pPr>
         <w:pStyle w:val="BodyText"/>
+        <w:spacing w:before="0" w:after="0"/>
         <w:ind w:left="480" w:hanging="480"/>
-        <w:spacing w:before="0" w:after="0"/>
       </w:pPr>
       <w:r>
         <w:rPr>
@@ -3046,8 +3069,8 @@
     <w:p>
       <w:pPr>
         <w:pStyle w:val="BodyText"/>
+        <w:spacing w:before="0" w:after="0"/>
         <w:ind w:left="480" w:hanging="480"/>
-        <w:spacing w:before="0" w:after="180"/>
       </w:pPr>
       <w:r>
         <w:rPr>
@@ -3239,8 +3262,8 @@
     <w:p>
       <w:pPr>
         <w:pStyle w:val="BodyText"/>
+        <w:spacing w:before="0" w:after="0"/>
         <w:ind w:left="480" w:hanging="480"/>
-        <w:spacing w:after="0"/>
       </w:pPr>
       <w:r>
         <w:rPr>
@@ -3582,8 +3605,8 @@
     <w:p>
       <w:pPr>
         <w:pStyle w:val="BodyText"/>
+        <w:spacing w:before="0" w:after="0"/>
         <w:ind w:left="480" w:hanging="480"/>
-        <w:spacing w:before="0" w:after="0"/>
       </w:pPr>
       <w:r>
         <w:rPr>
@@ -3621,8 +3644,8 @@
     <w:p>
       <w:pPr>
         <w:pStyle w:val="BodyText"/>
+        <w:spacing w:before="0" w:after="0"/>
         <w:ind w:left="480" w:hanging="480"/>
-        <w:spacing w:before="0" w:after="0"/>
       </w:pPr>
       <w:r>
         <w:rPr>
@@ -3660,8 +3683,8 @@
     <w:p>
       <w:pPr>
         <w:pStyle w:val="BodyText"/>
+        <w:spacing w:before="0" w:after="0"/>
         <w:ind w:left="480" w:hanging="480"/>
-        <w:spacing w:before="0" w:after="0"/>
       </w:pPr>
       <w:r>
         <w:rPr>
@@ -3712,8 +3735,8 @@
     <w:p>
       <w:pPr>
         <w:pStyle w:val="BodyText"/>
+        <w:spacing w:before="0" w:after="0"/>
         <w:ind w:left="480" w:hanging="480"/>
-        <w:spacing w:before="0" w:after="180"/>
       </w:pPr>
       <w:r>
         <w:rPr>
@@ -4099,6 +4122,7 @@
     <w:p>
       <w:pPr>
         <w:pStyle w:val="Compact"/>
+        <w:spacing w:before="0" w:after="0"/>
       </w:pPr>
       <w:r>
         <w:rPr>
@@ -4141,6 +4165,7 @@
     <w:p>
       <w:pPr>
         <w:pStyle w:val="Compact"/>
+        <w:spacing w:before="0" w:after="0"/>
       </w:pPr>
       <w:r>
         <w:rPr>
@@ -4219,6 +4244,7 @@
     <w:p>
       <w:pPr>
         <w:pStyle w:val="Compact"/>
+        <w:spacing w:before="0" w:after="0"/>
       </w:pPr>
       <w:r>
         <w:rPr>
@@ -4248,6 +4274,7 @@
     <w:p>
       <w:pPr>
         <w:pStyle w:val="Compact"/>
+        <w:spacing w:before="0" w:after="0"/>
       </w:pPr>
       <w:r>
         <w:rPr>
@@ -4467,8 +4494,8 @@
     <w:p>
       <w:pPr>
         <w:pStyle w:val="BodyText"/>
+        <w:spacing w:before="0" w:after="0"/>
         <w:ind w:left="480" w:hanging="480"/>
-        <w:spacing w:after="0"/>
       </w:pPr>
       <w:r>
         <w:rPr>
@@ -4492,8 +4519,8 @@
     <w:p>
       <w:pPr>
         <w:pStyle w:val="BodyText"/>
+        <w:spacing w:before="0" w:after="0"/>
         <w:ind w:left="480" w:hanging="480"/>
-        <w:spacing w:before="0" w:after="0"/>
       </w:pPr>
       <w:r>
         <w:rPr>
@@ -4622,8 +4649,8 @@
     <w:p>
       <w:pPr>
         <w:pStyle w:val="BodyText"/>
+        <w:spacing w:before="0" w:after="0"/>
         <w:ind w:left="480" w:hanging="480"/>
-        <w:spacing w:before="0" w:after="0"/>
       </w:pPr>
       <w:r>
         <w:rPr>
@@ -4725,8 +4752,8 @@
     <w:p>
       <w:pPr>
         <w:pStyle w:val="BodyText"/>
+        <w:spacing w:before="0" w:after="0"/>
         <w:ind w:left="480" w:hanging="480"/>
-        <w:spacing w:before="0" w:after="0"/>
       </w:pPr>
       <w:r>
         <w:rPr>
@@ -4817,8 +4844,8 @@
     <w:p>
       <w:pPr>
         <w:pStyle w:val="BodyText"/>
+        <w:spacing w:before="0" w:after="0"/>
         <w:ind w:left="480" w:hanging="480"/>
-        <w:spacing w:before="0" w:after="180"/>
       </w:pPr>
       <w:r>
         <w:rPr>
@@ -5048,8 +5075,8 @@
     <w:p>
       <w:pPr>
         <w:pStyle w:val="BodyText"/>
+        <w:spacing w:before="0" w:after="0"/>
         <w:ind w:left="480" w:hanging="480"/>
-        <w:spacing w:after="0"/>
       </w:pPr>
       <w:r>
         <w:rPr>
@@ -5253,8 +5280,8 @@
     <w:p>
       <w:pPr>
         <w:pStyle w:val="BodyText"/>
+        <w:spacing w:before="0" w:after="0"/>
         <w:ind w:left="480" w:hanging="480"/>
-        <w:spacing w:before="0" w:after="0"/>
       </w:pPr>
       <w:r>
         <w:rPr>
@@ -5266,8 +5293,8 @@
     <w:p>
       <w:pPr>
         <w:pStyle w:val="BodyText"/>
+        <w:spacing w:before="0" w:after="0"/>
         <w:ind w:left="480" w:hanging="480"/>
-        <w:spacing w:before="0" w:after="0"/>
       </w:pPr>
       <w:r>
         <w:rPr>
@@ -5279,8 +5306,8 @@
     <w:p>
       <w:pPr>
         <w:pStyle w:val="BodyText"/>
+        <w:spacing w:before="0" w:after="0"/>
         <w:ind w:left="480" w:hanging="480"/>
-        <w:spacing w:before="0" w:after="0"/>
       </w:pPr>
       <w:r>
         <w:rPr>
@@ -5292,8 +5319,8 @@
     <w:p>
       <w:pPr>
         <w:pStyle w:val="BodyText"/>
+        <w:spacing w:before="0" w:after="0"/>
         <w:ind w:left="480" w:hanging="480"/>
-        <w:spacing w:before="0" w:after="180"/>
       </w:pPr>
       <w:r>
         <w:rPr>
@@ -5566,6 +5593,7 @@
     <w:p>
       <w:pPr>
         <w:pStyle w:val="Compact"/>
+        <w:spacing w:before="0" w:after="0"/>
       </w:pPr>
       <w:r>
         <w:rPr>
@@ -5595,6 +5623,7 @@
     <w:p>
       <w:pPr>
         <w:pStyle w:val="Compact"/>
+        <w:spacing w:before="0" w:after="0"/>
       </w:pPr>
       <w:r>
         <w:rPr>
@@ -5637,6 +5666,7 @@
     <w:p>
       <w:pPr>
         <w:pStyle w:val="Compact"/>
+        <w:spacing w:before="0" w:after="0"/>
       </w:pPr>
       <w:r>
         <w:rPr>
@@ -5674,6 +5704,7 @@
     <w:p>
       <w:pPr>
         <w:pStyle w:val="Compact"/>
+        <w:spacing w:before="0" w:after="0"/>
       </w:pPr>
       <w:r>
         <w:rPr>
@@ -5853,8 +5884,8 @@
     <w:p>
       <w:pPr>
         <w:pStyle w:val="BodyText"/>
+        <w:spacing w:before="0" w:after="0"/>
         <w:ind w:left="480" w:hanging="480"/>
-        <w:spacing w:after="0"/>
       </w:pPr>
       <w:r>
         <w:rPr>
@@ -6176,8 +6207,8 @@
     <w:p>
       <w:pPr>
         <w:pStyle w:val="BodyText"/>
+        <w:spacing w:before="0" w:after="0"/>
         <w:ind w:left="480" w:hanging="480"/>
-        <w:spacing w:before="0" w:after="0"/>
       </w:pPr>
       <w:r>
         <w:rPr>
@@ -6201,8 +6232,8 @@
     <w:p>
       <w:pPr>
         <w:pStyle w:val="BodyText"/>
+        <w:spacing w:before="0" w:after="0"/>
         <w:ind w:left="480" w:hanging="480"/>
-        <w:spacing w:before="0" w:after="0"/>
       </w:pPr>
       <w:r>
         <w:rPr>
@@ -6226,8 +6257,8 @@
     <w:p>
       <w:pPr>
         <w:pStyle w:val="BodyText"/>
+        <w:spacing w:before="0" w:after="0"/>
         <w:ind w:left="480" w:hanging="480"/>
-        <w:spacing w:before="0" w:after="0"/>
       </w:pPr>
       <w:r>
         <w:rPr>
@@ -6251,8 +6282,8 @@
     <w:p>
       <w:pPr>
         <w:pStyle w:val="BodyText"/>
+        <w:spacing w:before="0" w:after="0"/>
         <w:ind w:left="480" w:hanging="480"/>
-        <w:spacing w:before="0" w:after="180"/>
       </w:pPr>
       <w:r>
         <w:rPr>
@@ -6989,8 +7020,8 @@
     <w:p>
       <w:pPr>
         <w:pStyle w:val="FirstParagraph"/>
+        <w:spacing w:before="0" w:after="0"/>
         <w:ind w:left="480" w:hanging="480"/>
-        <w:spacing w:after="0"/>
       </w:pPr>
       <w:r>
         <w:rPr>
@@ -7020,8 +7051,8 @@
     <w:p>
       <w:pPr>
         <w:pStyle w:val="FirstParagraph"/>
+        <w:spacing w:before="0" w:after="0"/>
         <w:ind w:left="480" w:hanging="480"/>
-        <w:spacing w:before="0" w:after="0"/>
       </w:pPr>
       <w:r>
         <w:rPr>
@@ -7051,8 +7082,8 @@
     <w:p>
       <w:pPr>
         <w:pStyle w:val="FirstParagraph"/>
+        <w:spacing w:before="0" w:after="0"/>
         <w:ind w:left="480" w:hanging="480"/>
-        <w:spacing w:before="0" w:after="0"/>
       </w:pPr>
       <w:r>
         <w:rPr>
@@ -7082,8 +7113,8 @@
     <w:p>
       <w:pPr>
         <w:pStyle w:val="FirstParagraph"/>
+        <w:spacing w:before="0" w:after="0"/>
         <w:ind w:left="480" w:hanging="480"/>
-        <w:spacing w:before="0" w:after="0"/>
       </w:pPr>
       <w:r>
         <w:rPr>
@@ -7125,8 +7156,8 @@
     <w:p>
       <w:pPr>
         <w:pStyle w:val="FirstParagraph"/>
+        <w:spacing w:before="0" w:after="0"/>
         <w:ind w:left="480" w:hanging="480"/>
-        <w:spacing w:before="0" w:after="180"/>
       </w:pPr>
       <w:r>
         <w:rPr>
@@ -7986,6 +8017,7 @@
     <w:p>
       <w:pPr>
         <w:pStyle w:val="Compact"/>
+        <w:spacing w:before="0" w:after="0"/>
       </w:pPr>
       <w:r>
         <w:rPr>
@@ -8033,6 +8065,7 @@
     <w:p>
       <w:pPr>
         <w:pStyle w:val="Compact"/>
+        <w:spacing w:before="0" w:after="0"/>
       </w:pPr>
       <w:r>
         <w:rPr>
@@ -8074,6 +8107,7 @@
     <w:p>
       <w:pPr>
         <w:pStyle w:val="Compact"/>
+        <w:spacing w:before="0" w:after="0"/>
       </w:pPr>
       <w:r>
         <w:rPr>
@@ -8115,6 +8149,7 @@
     <w:p>
       <w:pPr>
         <w:pStyle w:val="Compact"/>
+        <w:spacing w:before="0" w:after="0"/>
       </w:pPr>
       <w:r>
         <w:rPr>
@@ -8837,6 +8872,7 @@
     <w:p>
       <w:pPr>
         <w:pStyle w:val="Compact"/>
+        <w:spacing w:before="0" w:after="0"/>
       </w:pPr>
       <w:r>
         <w:rPr>
@@ -8866,6 +8902,7 @@
     <w:p>
       <w:pPr>
         <w:pStyle w:val="Compact"/>
+        <w:spacing w:before="0" w:after="0"/>
       </w:pPr>
       <w:r>
         <w:rPr>
@@ -8883,6 +8920,7 @@
     <w:p>
       <w:pPr>
         <w:pStyle w:val="Compact"/>
+        <w:spacing w:before="0" w:after="0"/>
       </w:pPr>
       <w:r>
         <w:rPr>
@@ -8925,6 +8963,7 @@
     <w:p>
       <w:pPr>
         <w:pStyle w:val="Compact"/>
+        <w:spacing w:before="0" w:after="0"/>
       </w:pPr>
       <w:r>
         <w:rPr>
@@ -9505,6 +9544,7 @@
     <w:p>
       <w:pPr>
         <w:pStyle w:val="Compact"/>
+        <w:spacing w:before="0" w:after="0"/>
       </w:pPr>
       <w:r>
         <w:rPr>
@@ -9522,6 +9562,7 @@
     <w:p>
       <w:pPr>
         <w:pStyle w:val="Compact"/>
+        <w:spacing w:before="0" w:after="0"/>
       </w:pPr>
       <w:r>
         <w:rPr>
@@ -9551,6 +9592,7 @@
     <w:p>
       <w:pPr>
         <w:pStyle w:val="Compact"/>
+        <w:spacing w:before="0" w:after="0"/>
       </w:pPr>
       <w:r>
         <w:rPr>
@@ -9568,6 +9610,7 @@
     <w:p>
       <w:pPr>
         <w:pStyle w:val="Compact"/>
+        <w:spacing w:before="0" w:after="0"/>
       </w:pPr>
       <w:r>
         <w:rPr>
@@ -9858,8 +9901,8 @@
     <w:p>
       <w:pPr>
         <w:pStyle w:val="Compact"/>
+        <w:spacing w:before="0" w:after="0"/>
         <w:ind w:left="480" w:hanging="480"/>
-        <w:spacing w:after="0"/>
       </w:pPr>
       <w:r>
         <w:rPr>
@@ -9871,8 +9914,8 @@
     <w:p>
       <w:pPr>
         <w:pStyle w:val="Compact"/>
+        <w:spacing w:before="0" w:after="0"/>
         <w:ind w:left="480" w:hanging="480"/>
-        <w:spacing w:before="0" w:after="0"/>
       </w:pPr>
       <w:r>
         <w:rPr>
@@ -9884,8 +9927,8 @@
     <w:p>
       <w:pPr>
         <w:pStyle w:val="Compact"/>
+        <w:spacing w:before="0" w:after="0"/>
         <w:ind w:left="480" w:hanging="480"/>
-        <w:spacing w:before="0" w:after="0"/>
       </w:pPr>
       <w:r>
         <w:rPr>
@@ -9897,8 +9940,8 @@
     <w:p>
       <w:pPr>
         <w:pStyle w:val="Compact"/>
+        <w:spacing w:before="0" w:after="0"/>
         <w:ind w:left="480" w:hanging="480"/>
-        <w:spacing w:before="0" w:after="36"/>
       </w:pPr>
       <w:r>
         <w:rPr>
@@ -10165,6 +10208,7 @@
     <w:p>
       <w:pPr>
         <w:pStyle w:val="Compact"/>
+        <w:spacing w:before="0" w:after="0"/>
       </w:pPr>
       <w:r>
         <w:rPr>
@@ -10206,6 +10250,7 @@
     <w:p>
       <w:pPr>
         <w:pStyle w:val="Compact"/>
+        <w:spacing w:before="0" w:after="0"/>
       </w:pPr>
       <w:r>
         <w:rPr>
@@ -10241,6 +10286,7 @@
     <w:p>
       <w:pPr>
         <w:pStyle w:val="Compact"/>
+        <w:spacing w:before="0" w:after="0"/>
       </w:pPr>
       <w:r>
         <w:rPr>
@@ -10258,6 +10304,7 @@
     <w:p>
       <w:pPr>
         <w:pStyle w:val="Compact"/>
+        <w:spacing w:before="0" w:after="0"/>
       </w:pPr>
       <w:r>
         <w:rPr>
@@ -10425,8 +10472,8 @@
     <w:p>
       <w:pPr>
         <w:pStyle w:val="BodyText"/>
+        <w:spacing w:before="0" w:after="0"/>
         <w:ind w:left="480" w:hanging="480"/>
-        <w:spacing w:after="0"/>
       </w:pPr>
       <w:r>
         <w:rPr>
@@ -10677,8 +10724,8 @@
     <w:p>
       <w:pPr>
         <w:pStyle w:val="BodyText"/>
+        <w:spacing w:before="0" w:after="0"/>
         <w:ind w:left="480" w:hanging="480"/>
-        <w:spacing w:before="0" w:after="0"/>
       </w:pPr>
       <w:r>
         <w:rPr>
@@ -10703,8 +10750,8 @@
     <w:p>
       <w:pPr>
         <w:pStyle w:val="BodyText"/>
+        <w:spacing w:before="0" w:after="0"/>
         <w:ind w:left="480" w:hanging="480"/>
-        <w:spacing w:before="0" w:after="0"/>
       </w:pPr>
       <w:r>
         <w:rPr>
@@ -10773,8 +10820,8 @@
     <w:p>
       <w:pPr>
         <w:pStyle w:val="BodyText"/>
+        <w:spacing w:before="0" w:after="0"/>
         <w:ind w:left="480" w:hanging="480"/>
-        <w:spacing w:before="0" w:after="0"/>
       </w:pPr>
       <w:r>
         <w:rPr>
@@ -10837,8 +10884,8 @@
     <w:p>
       <w:pPr>
         <w:pStyle w:val="BodyText"/>
+        <w:spacing w:before="0" w:after="0"/>
         <w:ind w:left="480" w:hanging="480"/>
-        <w:spacing w:before="0" w:after="180"/>
       </w:pPr>
       <w:r>
         <w:rPr>
@@ -11236,6 +11283,7 @@
     <w:p>
       <w:pPr>
         <w:pStyle w:val="Compact"/>
+        <w:spacing w:before="0" w:after="0"/>
       </w:pPr>
       <w:r>
         <w:rPr>
@@ -11265,6 +11313,7 @@
     <w:p>
       <w:pPr>
         <w:pStyle w:val="Compact"/>
+        <w:spacing w:before="0" w:after="0"/>
       </w:pPr>
       <w:r>
         <w:rPr>
@@ -11294,6 +11343,7 @@
     <w:p>
       <w:pPr>
         <w:pStyle w:val="Compact"/>
+        <w:spacing w:before="0" w:after="0"/>
       </w:pPr>
       <w:r>
         <w:rPr>
@@ -11324,6 +11374,7 @@
     <w:p>
       <w:pPr>
         <w:pStyle w:val="Compact"/>
+        <w:spacing w:before="0" w:after="0"/>
       </w:pPr>
       <w:r>
         <w:rPr>
@@ -11497,8 +11548,8 @@
     <w:p>
       <w:pPr>
         <w:pStyle w:val="BodyText"/>
+        <w:spacing w:before="0" w:after="0"/>
         <w:ind w:left="480" w:hanging="480"/>
-        <w:spacing w:after="0"/>
       </w:pPr>
       <w:r>
         <w:rPr>
@@ -11775,8 +11826,8 @@
     <w:p>
       <w:pPr>
         <w:pStyle w:val="BodyText"/>
+        <w:spacing w:before="0" w:after="0"/>
         <w:ind w:left="480" w:hanging="480"/>
-        <w:spacing w:before="0" w:after="0"/>
       </w:pPr>
       <w:r>
         <w:rPr>
@@ -11901,8 +11952,8 @@
     <w:p>
       <w:pPr>
         <w:pStyle w:val="BodyText"/>
+        <w:spacing w:before="0" w:after="0"/>
         <w:ind w:left="480" w:hanging="480"/>
-        <w:spacing w:before="0" w:after="0"/>
       </w:pPr>
       <w:r>
         <w:rPr>
@@ -11969,8 +12020,8 @@
     <w:p>
       <w:pPr>
         <w:pStyle w:val="BodyText"/>
+        <w:spacing w:before="0" w:after="0"/>
         <w:ind w:left="480" w:hanging="480"/>
-        <w:spacing w:before="0" w:after="0"/>
       </w:pPr>
       <w:r>
         <w:rPr>
@@ -12018,8 +12069,8 @@
     <w:p>
       <w:pPr>
         <w:pStyle w:val="BodyText"/>
+        <w:spacing w:before="0" w:after="0"/>
         <w:ind w:left="480" w:hanging="480"/>
-        <w:spacing w:before="0" w:after="180"/>
       </w:pPr>
       <w:r>
         <w:rPr>
@@ -12191,7 +12242,6 @@
     <w:bookmarkEnd w:id="83"/>
     <w:bookmarkEnd w:id="84"/>
     <w:sectPr>
-      <w:headerReference w:type="default" r:id="rId80"/>
       <w:footerReference w:type="default" r:id="rId9"/>
       <w:footnotePr>
         <w:numRestart w:val="eachSect"/>
@@ -12218,16 +12268,6 @@
       <w:rPr>
         <w:rFonts w:ascii="Times New Roman" w:hAnsi="Times New Roman" w:eastAsia="Times New Roman" w:cs="Times New Roman"/>
         <w:b w:val="0"/>
-        <w:color w:val="000000"/>
-        <w:sz w:val="20"/>
-      </w:rPr>
-      <w:t xml:space="preserve">第 </w:t>
-    </w:r>
-    <w:r>
-      <w:rPr>
-        <w:rFonts w:ascii="Times New Roman" w:hAnsi="Times New Roman" w:eastAsia="Times New Roman" w:cs="Times New Roman"/>
-        <w:b w:val="0"/>
-        <w:color w:val="000000"/>
         <w:sz w:val="20"/>
       </w:rPr>
       <w:fldChar w:fldCharType="begin"/>
@@ -12236,7 +12276,6 @@
       <w:rPr>
         <w:rFonts w:ascii="Times New Roman" w:hAnsi="Times New Roman" w:eastAsia="Times New Roman" w:cs="Times New Roman"/>
         <w:b w:val="0"/>
-        <w:color w:val="000000"/>
         <w:sz w:val="20"/>
       </w:rPr>
       <w:instrText xml:space="preserve"> PAGE </w:instrText>
@@ -12245,91 +12284,9 @@
       <w:rPr>
         <w:rFonts w:ascii="Times New Roman" w:hAnsi="Times New Roman" w:eastAsia="Times New Roman" w:cs="Times New Roman"/>
         <w:b w:val="0"/>
-        <w:color w:val="000000"/>
-        <w:sz w:val="20"/>
-      </w:rPr>
-      <w:fldChar w:fldCharType="separate"/>
-    </w:r>
-    <w:r>
-      <w:rPr>
-        <w:rFonts w:ascii="Times New Roman" w:hAnsi="Times New Roman" w:eastAsia="Times New Roman" w:cs="Times New Roman"/>
-        <w:b w:val="0"/>
-        <w:color w:val="000000"/>
-        <w:sz w:val="20"/>
-      </w:rPr>
-      <w:t>1</w:t>
-    </w:r>
-    <w:r>
-      <w:rPr>
-        <w:rFonts w:ascii="Times New Roman" w:hAnsi="Times New Roman" w:eastAsia="Times New Roman" w:cs="Times New Roman"/>
-        <w:b w:val="0"/>
-        <w:color w:val="000000"/>
         <w:sz w:val="20"/>
       </w:rPr>
       <w:fldChar w:fldCharType="end"/>
-    </w:r>
-    <w:r>
-      <w:rPr>
-        <w:rFonts w:ascii="Times New Roman" w:hAnsi="Times New Roman" w:eastAsia="Times New Roman" w:cs="Times New Roman"/>
-        <w:b w:val="0"/>
-        <w:color w:val="000000"/>
-        <w:sz w:val="20"/>
-      </w:rPr>
-      <w:t xml:space="preserve"> 页 / 共 </w:t>
-    </w:r>
-    <w:r>
-      <w:rPr>
-        <w:rFonts w:ascii="Times New Roman" w:hAnsi="Times New Roman" w:eastAsia="Times New Roman" w:cs="Times New Roman"/>
-        <w:b w:val="0"/>
-        <w:color w:val="000000"/>
-        <w:sz w:val="20"/>
-      </w:rPr>
-      <w:fldChar w:fldCharType="begin"/>
-    </w:r>
-    <w:r>
-      <w:rPr>
-        <w:rFonts w:ascii="Times New Roman" w:hAnsi="Times New Roman" w:eastAsia="Times New Roman" w:cs="Times New Roman"/>
-        <w:b w:val="0"/>
-        <w:color w:val="000000"/>
-        <w:sz w:val="20"/>
-      </w:rPr>
-      <w:instrText xml:space="preserve"> NUMPAGES </w:instrText>
-    </w:r>
-    <w:r>
-      <w:rPr>
-        <w:rFonts w:ascii="Times New Roman" w:hAnsi="Times New Roman" w:eastAsia="Times New Roman" w:cs="Times New Roman"/>
-        <w:b w:val="0"/>
-        <w:color w:val="000000"/>
-        <w:sz w:val="20"/>
-      </w:rPr>
-      <w:fldChar w:fldCharType="separate"/>
-    </w:r>
-    <w:r>
-      <w:rPr>
-        <w:rFonts w:ascii="Times New Roman" w:hAnsi="Times New Roman" w:eastAsia="Times New Roman" w:cs="Times New Roman"/>
-        <w:b w:val="0"/>
-        <w:color w:val="000000"/>
-        <w:sz w:val="20"/>
-      </w:rPr>
-      <w:t>1</w:t>
-    </w:r>
-    <w:r>
-      <w:rPr>
-        <w:rFonts w:ascii="Times New Roman" w:hAnsi="Times New Roman" w:eastAsia="Times New Roman" w:cs="Times New Roman"/>
-        <w:b w:val="0"/>
-        <w:color w:val="000000"/>
-        <w:sz w:val="20"/>
-      </w:rPr>
-      <w:fldChar w:fldCharType="end"/>
-    </w:r>
-    <w:r>
-      <w:rPr>
-        <w:rFonts w:ascii="Times New Roman" w:hAnsi="Times New Roman" w:eastAsia="Times New Roman" w:cs="Times New Roman"/>
-        <w:b w:val="0"/>
-        <w:color w:val="000000"/>
-        <w:sz w:val="20"/>
-      </w:rPr>
-      <w:t xml:space="preserve"> 页</w:t>
     </w:r>
   </w:p>
 </w:ftr>
@@ -12352,28 +12309,6 @@
     </w:p>
   </w:footnote>
 </w:footnotes>
-</file>
-
-<file path=word/header1.xml><?xml version="1.0" encoding="utf-8"?>
-<w:hdr xmlns:m="http://schemas.openxmlformats.org/officeDocument/2006/math" xmlns:mc="http://schemas.openxmlformats.org/markup-compatibility/2006" xmlns:mo="http://schemas.microsoft.com/office/mac/office/2008/main" xmlns:mv="urn:schemas-microsoft-com:mac:vml" xmlns:o="urn:schemas-microsoft-com:office:office" xmlns:r="http://schemas.openxmlformats.org/officeDocument/2006/relationships" xmlns:v="urn:schemas-microsoft-com:vml" xmlns:w10="urn:schemas-microsoft-com:office:word" xmlns:w14="http://schemas.microsoft.com/office/word/2010/wordml" xmlns:w="http://schemas.openxmlformats.org/wordprocessingml/2006/main" xmlns:wne="http://schemas.microsoft.com/office/word/2006/wordml" xmlns:wp14="http://schemas.microsoft.com/office/word/2010/wordprocessingDrawing" xmlns:wp="http://schemas.openxmlformats.org/drawingml/2006/wordprocessingDrawing" xmlns:wpc="http://schemas.microsoft.com/office/word/2010/wordprocessingCanvas" xmlns:wpg="http://schemas.microsoft.com/office/word/2010/wordprocessingGroup" xmlns:wpi="http://schemas.microsoft.com/office/word/2010/wordprocessingInk" xmlns:wps="http://schemas.microsoft.com/office/word/2010/wordprocessingShape" mc:Ignorable="w14 wp14">
-  <w:p>
-    <w:pPr>
-      <w:jc w:val="right"/>
-      <w:pBdr>
-        <w:bottom w:val="single" w:sz="4" w:space="2" w:color="000000"/>
-      </w:pBdr>
-    </w:pPr>
-    <w:r>
-      <w:rPr>
-        <w:rFonts w:ascii="Times New Roman" w:hAnsi="Times New Roman" w:eastAsia="Times New Roman" w:cs="Times New Roman"/>
-        <w:b w:val="0"/>
-        <w:color w:val="000000"/>
-        <w:sz w:val="18"/>
-      </w:rPr>
-      <w:t xml:space="preserve">预赛基础卷II</w:t>
-    </w:r>
-  </w:p>
-</w:hdr>
 </file>
 
 <file path=word/numbering.xml><?xml version="1.0" encoding="utf-8"?>
